--- a/Home Assignment week2 day1_Test Strategy Document.docx
+++ b/Home Assignment week2 day1_Test Strategy Document.docx
@@ -48,6 +48,7 @@
     </w:p>
     <w:p>
       <w:pPr>
+        <w:spacing w:after="0" w:line="240" w:lineRule="auto"/>
         <w:rPr>
           <w:rFonts w:ascii="Calibri" w:hAnsi="Calibri" w:cs="Calibri"/>
         </w:rPr>
@@ -61,6 +62,7 @@
     </w:p>
     <w:p>
       <w:pPr>
+        <w:spacing w:after="0" w:line="240" w:lineRule="auto"/>
         <w:rPr>
           <w:rFonts w:ascii="Calibri" w:hAnsi="Calibri" w:cs="Calibri"/>
         </w:rPr>
@@ -70,10 +72,35 @@
           <w:rFonts w:ascii="Calibri" w:hAnsi="Calibri" w:cs="Calibri"/>
         </w:rPr>
         <w:t>Instruction:</w:t>
+      </w:r>
+      <w:r>
+        <w:rPr>
+          <w:rFonts w:ascii="Calibri" w:hAnsi="Calibri" w:cs="Calibri"/>
+        </w:rPr>
+        <w:t xml:space="preserve"> Generate a Test Strategy document </w:t>
+      </w:r>
+      <w:r>
+        <w:rPr>
+          <w:rFonts w:ascii="Calibri" w:hAnsi="Calibri" w:cs="Calibri"/>
+        </w:rPr>
+        <w:t xml:space="preserve">for Core Banking Fund Transfer </w:t>
+      </w:r>
+      <w:r>
+        <w:rPr>
+          <w:rFonts w:ascii="Calibri" w:hAnsi="Calibri" w:cs="Calibri"/>
+        </w:rPr>
+        <w:t xml:space="preserve">[Mandatory]Design Test Strategy Document </w:t>
+      </w:r>
+      <w:r>
+        <w:rPr>
+          <w:rFonts w:ascii="Calibri" w:hAnsi="Calibri" w:cs="Calibri"/>
+        </w:rPr>
+        <w:t>with basic Testing Template</w:t>
       </w:r>
     </w:p>
     <w:p>
       <w:pPr>
+        <w:spacing w:after="0" w:line="240" w:lineRule="auto"/>
         <w:rPr>
           <w:rFonts w:ascii="Calibri" w:hAnsi="Calibri" w:cs="Calibri"/>
         </w:rPr>
@@ -82,11 +109,12 @@
         <w:rPr>
           <w:rFonts w:ascii="Calibri" w:hAnsi="Calibri" w:cs="Calibri"/>
         </w:rPr>
-        <w:t>[Mandatory]Design Test Strategy Document for Core Banking Fund Transfer</w:t>
+        <w:t>[Mandatory]Ask 5 MCQ to understand the scope</w:t>
       </w:r>
     </w:p>
     <w:p>
       <w:pPr>
+        <w:spacing w:after="0" w:line="240" w:lineRule="auto"/>
         <w:rPr>
           <w:rFonts w:ascii="Calibri" w:hAnsi="Calibri" w:cs="Calibri"/>
         </w:rPr>
@@ -95,19 +123,6 @@
         <w:rPr>
           <w:rFonts w:ascii="Calibri" w:hAnsi="Calibri" w:cs="Calibri"/>
         </w:rPr>
-        <w:t>[Mandatory]Ask 5 MCQ to understand the scope</w:t>
-      </w:r>
-    </w:p>
-    <w:p>
-      <w:pPr>
-        <w:rPr>
-          <w:rFonts w:ascii="Calibri" w:hAnsi="Calibri" w:cs="Calibri"/>
-        </w:rPr>
-      </w:pPr>
-      <w:r>
-        <w:rPr>
-          <w:rFonts w:ascii="Calibri" w:hAnsi="Calibri" w:cs="Calibri"/>
-        </w:rPr>
         <w:t xml:space="preserve">[Critical]Once </w:t>
       </w:r>
       <w:proofErr w:type="spellStart"/>
@@ -124,20 +139,39 @@
         </w:rPr>
         <w:t xml:space="preserve"> answer the questions, add necessary details for strategy document and share the document in word format</w:t>
       </w:r>
-    </w:p>
-    <w:p>
-      <w:pPr>
-        <w:rPr>
-          <w:rFonts w:ascii="Calibri" w:hAnsi="Calibri" w:cs="Calibri"/>
-        </w:rPr>
-      </w:pPr>
-      <w:r>
-        <w:rPr>
-          <w:rFonts w:ascii="Calibri" w:hAnsi="Calibri" w:cs="Calibri"/>
+      <w:r>
+        <w:rPr>
+          <w:rFonts w:ascii="Calibri" w:hAnsi="Calibri" w:cs="Calibri"/>
+        </w:rPr>
+        <w:br/>
+        <w:t>[Mandatory]Document should be in word format</w:t>
+      </w:r>
+      <w:r>
+        <w:rPr>
+          <w:rFonts w:ascii="Calibri" w:hAnsi="Calibri" w:cs="Calibri"/>
+        </w:rPr>
+        <w:br/>
+      </w:r>
+      <w:r>
+        <w:rPr>
+          <w:rFonts w:ascii="Calibri" w:hAnsi="Calibri" w:cs="Calibri"/>
+        </w:rPr>
+        <w:br/>
+      </w:r>
+      <w:r>
+        <w:rPr>
+          <w:rFonts w:ascii="Calibri" w:hAnsi="Calibri" w:cs="Calibri"/>
+        </w:rPr>
+        <w:br/>
+      </w:r>
+      <w:r>
+        <w:rPr>
+          <w:rFonts w:ascii="Calibri" w:hAnsi="Calibri" w:cs="Calibri"/>
+          <w:noProof/>
         </w:rPr>
         <w:drawing>
-          <wp:inline distT="0" distB="0" distL="0" distR="0" wp14:anchorId="2E8B12F9" wp14:editId="4CADBB00">
-            <wp:extent cx="5943600" cy="3775075"/>
+          <wp:inline distT="0" distB="0" distL="0" distR="0" wp14:anchorId="6C4E0D1D" wp14:editId="51897D75">
+            <wp:extent cx="5943600" cy="3506470"/>
             <wp:effectExtent l="0" t="0" r="0" b="0"/>
             <wp:docPr id="1" name="Picture 1"/>
             <wp:cNvGraphicFramePr>
@@ -159,7 +193,7 @@
                   <pic:spPr>
                     <a:xfrm>
                       <a:off x="0" y="0"/>
-                      <a:ext cx="5943600" cy="3775075"/>
+                      <a:ext cx="5943600" cy="3506470"/>
                     </a:xfrm>
                     <a:prstGeom prst="rect">
                       <a:avLst/>
@@ -174,27 +208,28 @@
     </w:p>
     <w:p>
       <w:pPr>
+        <w:spacing w:after="0" w:line="240" w:lineRule="auto"/>
         <w:rPr>
           <w:rFonts w:ascii="Calibri" w:hAnsi="Calibri" w:cs="Calibri"/>
         </w:rPr>
       </w:pPr>
-    </w:p>
-    <w:p>
-      <w:pPr>
-        <w:rPr>
-          <w:rFonts w:ascii="Calibri" w:hAnsi="Calibri" w:cs="Calibri"/>
-        </w:rPr>
-      </w:pPr>
       <w:r>
         <w:rPr>
           <w:rFonts w:ascii="Calibri" w:hAnsi="Calibri" w:cs="Calibri"/>
         </w:rPr>
         <w:lastRenderedPageBreak/>
+        <w:br/>
+      </w:r>
+      <w:r>
+        <w:rPr>
+          <w:rFonts w:ascii="Calibri" w:hAnsi="Calibri" w:cs="Calibri"/>
+          <w:noProof/>
+        </w:rPr>
         <w:drawing>
-          <wp:inline distT="0" distB="0" distL="0" distR="0" wp14:anchorId="0CBB6EB6" wp14:editId="102B7340">
-            <wp:extent cx="5943600" cy="4225290"/>
-            <wp:effectExtent l="0" t="0" r="0" b="3810"/>
-            <wp:docPr id="3" name="Picture 3"/>
+          <wp:inline distT="0" distB="0" distL="0" distR="0" wp14:anchorId="32553457" wp14:editId="78B58C59">
+            <wp:extent cx="5943600" cy="3513455"/>
+            <wp:effectExtent l="0" t="0" r="0" b="0"/>
+            <wp:docPr id="7" name="Picture 7"/>
             <wp:cNvGraphicFramePr>
               <a:graphicFrameLocks xmlns:a="http://schemas.openxmlformats.org/drawingml/2006/main" noChangeAspect="1"/>
             </wp:cNvGraphicFramePr>
@@ -214,7 +249,7 @@
                   <pic:spPr>
                     <a:xfrm>
                       <a:off x="0" y="0"/>
-                      <a:ext cx="5943600" cy="4225290"/>
+                      <a:ext cx="5943600" cy="3513455"/>
                     </a:xfrm>
                     <a:prstGeom prst="rect">
                       <a:avLst/>
@@ -226,23 +261,28 @@
           </wp:inline>
         </w:drawing>
       </w:r>
-    </w:p>
-    <w:p>
-      <w:pPr>
-        <w:rPr>
-          <w:rFonts w:ascii="Calibri" w:hAnsi="Calibri" w:cs="Calibri"/>
-        </w:rPr>
-      </w:pPr>
-      <w:r>
-        <w:rPr>
-          <w:rFonts w:ascii="Calibri" w:hAnsi="Calibri" w:cs="Calibri"/>
-        </w:rPr>
-        <w:lastRenderedPageBreak/>
+      <w:r>
+        <w:rPr>
+          <w:rFonts w:ascii="Calibri" w:hAnsi="Calibri" w:cs="Calibri"/>
+        </w:rPr>
+        <w:br/>
+      </w:r>
+      <w:r>
+        <w:rPr>
+          <w:rFonts w:ascii="Calibri" w:hAnsi="Calibri" w:cs="Calibri"/>
+        </w:rPr>
+        <w:br/>
+      </w:r>
+      <w:r>
+        <w:rPr>
+          <w:rFonts w:ascii="Calibri" w:hAnsi="Calibri" w:cs="Calibri"/>
+          <w:noProof/>
+        </w:rPr>
         <w:drawing>
-          <wp:inline distT="0" distB="0" distL="0" distR="0" wp14:anchorId="7C602126" wp14:editId="0BC9C10D">
-            <wp:extent cx="5943600" cy="4149725"/>
-            <wp:effectExtent l="0" t="0" r="0" b="3175"/>
-            <wp:docPr id="2" name="Picture 2"/>
+          <wp:inline distT="0" distB="0" distL="0" distR="0" wp14:anchorId="2C817357" wp14:editId="79D08545">
+            <wp:extent cx="5943600" cy="3573145"/>
+            <wp:effectExtent l="0" t="0" r="0" b="8255"/>
+            <wp:docPr id="8" name="Picture 8"/>
             <wp:cNvGraphicFramePr>
               <a:graphicFrameLocks xmlns:a="http://schemas.openxmlformats.org/drawingml/2006/main" noChangeAspect="1"/>
             </wp:cNvGraphicFramePr>
@@ -262,7 +302,7 @@
                   <pic:spPr>
                     <a:xfrm>
                       <a:off x="0" y="0"/>
-                      <a:ext cx="5943600" cy="4149725"/>
+                      <a:ext cx="5943600" cy="3573145"/>
                     </a:xfrm>
                     <a:prstGeom prst="rect">
                       <a:avLst/>
@@ -274,22 +314,29 @@
           </wp:inline>
         </w:drawing>
       </w:r>
-    </w:p>
-    <w:p>
-      <w:pPr>
-        <w:rPr>
-          <w:rFonts w:ascii="Calibri" w:hAnsi="Calibri" w:cs="Calibri"/>
-        </w:rPr>
-      </w:pPr>
-      <w:r>
-        <w:rPr>
-          <w:rFonts w:ascii="Calibri" w:hAnsi="Calibri" w:cs="Calibri"/>
-        </w:rPr>
+      <w:r>
+        <w:rPr>
+          <w:rFonts w:ascii="Calibri" w:hAnsi="Calibri" w:cs="Calibri"/>
+        </w:rPr>
+        <w:br/>
+      </w:r>
+      <w:r>
+        <w:rPr>
+          <w:rFonts w:ascii="Calibri" w:hAnsi="Calibri" w:cs="Calibri"/>
+        </w:rPr>
+        <w:br/>
+      </w:r>
+      <w:r>
+        <w:rPr>
+          <w:rFonts w:ascii="Calibri" w:hAnsi="Calibri" w:cs="Calibri"/>
+          <w:noProof/>
+        </w:rPr>
+        <w:lastRenderedPageBreak/>
         <w:drawing>
-          <wp:inline distT="0" distB="0" distL="0" distR="0" wp14:anchorId="66135828" wp14:editId="71B90BFB">
-            <wp:extent cx="5943600" cy="3634740"/>
-            <wp:effectExtent l="0" t="0" r="0" b="3810"/>
-            <wp:docPr id="4" name="Picture 4"/>
+          <wp:inline distT="0" distB="0" distL="0" distR="0" wp14:anchorId="7F1F0941" wp14:editId="32FD5318">
+            <wp:extent cx="5943600" cy="3445510"/>
+            <wp:effectExtent l="0" t="0" r="0" b="2540"/>
+            <wp:docPr id="9" name="Picture 9"/>
             <wp:cNvGraphicFramePr>
               <a:graphicFrameLocks xmlns:a="http://schemas.openxmlformats.org/drawingml/2006/main" noChangeAspect="1"/>
             </wp:cNvGraphicFramePr>
@@ -309,7 +356,7 @@
                   <pic:spPr>
                     <a:xfrm>
                       <a:off x="0" y="0"/>
-                      <a:ext cx="5943600" cy="3634740"/>
+                      <a:ext cx="5943600" cy="3445510"/>
                     </a:xfrm>
                     <a:prstGeom prst="rect">
                       <a:avLst/>
@@ -321,9 +368,16 @@
           </wp:inline>
         </w:drawing>
       </w:r>
+      <w:r>
+        <w:rPr>
+          <w:rFonts w:ascii="Calibri" w:hAnsi="Calibri" w:cs="Calibri"/>
+        </w:rPr>
+        <w:br/>
+      </w:r>
     </w:p>
     <w:p>
       <w:pPr>
+        <w:spacing w:after="0" w:line="240" w:lineRule="auto"/>
         <w:rPr>
           <w:rFonts w:ascii="Calibri" w:hAnsi="Calibri" w:cs="Calibri"/>
         </w:rPr>
@@ -331,13 +385,13 @@
       <w:r>
         <w:rPr>
           <w:rFonts w:ascii="Calibri" w:hAnsi="Calibri" w:cs="Calibri"/>
-        </w:rPr>
-        <w:lastRenderedPageBreak/>
+          <w:noProof/>
+        </w:rPr>
         <w:drawing>
-          <wp:inline distT="0" distB="0" distL="0" distR="0" wp14:anchorId="45A554CF" wp14:editId="7CBCCDED">
-            <wp:extent cx="5943600" cy="4656455"/>
-            <wp:effectExtent l="0" t="0" r="0" b="0"/>
-            <wp:docPr id="5" name="Picture 5"/>
+          <wp:inline distT="0" distB="0" distL="0" distR="0" wp14:anchorId="151D55BE" wp14:editId="50FC253D">
+            <wp:extent cx="5943600" cy="3610610"/>
+            <wp:effectExtent l="0" t="0" r="0" b="8890"/>
+            <wp:docPr id="10" name="Picture 10"/>
             <wp:cNvGraphicFramePr>
               <a:graphicFrameLocks xmlns:a="http://schemas.openxmlformats.org/drawingml/2006/main" noChangeAspect="1"/>
             </wp:cNvGraphicFramePr>
@@ -357,7 +411,7 @@
                   <pic:spPr>
                     <a:xfrm>
                       <a:off x="0" y="0"/>
-                      <a:ext cx="5943600" cy="4656455"/>
+                      <a:ext cx="5943600" cy="3610610"/>
                     </a:xfrm>
                     <a:prstGeom prst="rect">
                       <a:avLst/>
@@ -369,75 +423,22 @@
           </wp:inline>
         </w:drawing>
       </w:r>
+      <w:r>
+        <w:rPr>
+          <w:rFonts w:ascii="Calibri" w:hAnsi="Calibri" w:cs="Calibri"/>
+        </w:rPr>
+        <w:br/>
+      </w:r>
     </w:p>
     <w:p>
       <w:pPr>
+        <w:spacing w:after="0" w:line="240" w:lineRule="auto"/>
         <w:rPr>
           <w:rFonts w:ascii="Calibri" w:hAnsi="Calibri" w:cs="Calibri"/>
         </w:rPr>
       </w:pPr>
       <w:r>
-        <w:rPr>
-          <w:rFonts w:ascii="Calibri" w:hAnsi="Calibri" w:cs="Calibri"/>
-        </w:rPr>
-        <w:lastRenderedPageBreak/>
-        <w:drawing>
-          <wp:inline distT="0" distB="0" distL="0" distR="0" wp14:anchorId="5D3F4B3F" wp14:editId="417ED907">
-            <wp:extent cx="5943600" cy="3949700"/>
-            <wp:effectExtent l="0" t="0" r="0" b="0"/>
-            <wp:docPr id="6" name="Picture 6"/>
-            <wp:cNvGraphicFramePr>
-              <a:graphicFrameLocks xmlns:a="http://schemas.openxmlformats.org/drawingml/2006/main" noChangeAspect="1"/>
-            </wp:cNvGraphicFramePr>
-            <a:graphic xmlns:a="http://schemas.openxmlformats.org/drawingml/2006/main">
-              <a:graphicData uri="http://schemas.openxmlformats.org/drawingml/2006/picture">
-                <pic:pic xmlns:pic="http://schemas.openxmlformats.org/drawingml/2006/picture">
-                  <pic:nvPicPr>
-                    <pic:cNvPr id="1" name=""/>
-                    <pic:cNvPicPr/>
-                  </pic:nvPicPr>
-                  <pic:blipFill>
-                    <a:blip r:embed="rId9"/>
-                    <a:stretch>
-                      <a:fillRect/>
-                    </a:stretch>
-                  </pic:blipFill>
-                  <pic:spPr>
-                    <a:xfrm>
-                      <a:off x="0" y="0"/>
-                      <a:ext cx="5943600" cy="3949700"/>
-                    </a:xfrm>
-                    <a:prstGeom prst="rect">
-                      <a:avLst/>
-                    </a:prstGeom>
-                  </pic:spPr>
-                </pic:pic>
-              </a:graphicData>
-            </a:graphic>
-          </wp:inline>
-        </w:drawing>
-      </w:r>
-    </w:p>
-    <w:p>
-      <w:pPr>
-        <w:rPr>
-          <w:rFonts w:ascii="Calibri" w:hAnsi="Calibri" w:cs="Calibri"/>
-        </w:rPr>
-      </w:pPr>
-    </w:p>
-    <w:bookmarkStart w:id="0" w:name="_MON_1840395421"/>
-    <w:bookmarkEnd w:id="0"/>
-    <w:p>
-      <w:pPr>
-        <w:rPr>
-          <w:rFonts w:ascii="Calibri" w:hAnsi="Calibri" w:cs="Calibri"/>
-        </w:rPr>
-      </w:pPr>
-      <w:r>
-        <w:rPr>
-          <w:rFonts w:ascii="Calibri" w:hAnsi="Calibri" w:cs="Calibri"/>
-        </w:rPr>
-        <w:object w:dxaOrig="1520" w:dyaOrig="987" w14:anchorId="62F3992F">
+        <w:object w:dxaOrig="1520" w:dyaOrig="987" w14:anchorId="15E8AD54">
           <v:shapetype id="_x0000_t75" coordsize="21600,21600" o:spt="75" o:preferrelative="t" path="m@4@5l@4@11@9@11@9@5xe" filled="f" stroked="f">
             <v:stroke joinstyle="miter"/>
             <v:formulas>
@@ -458,18 +459,31 @@
             <o:lock v:ext="edit" aspectratio="t"/>
           </v:shapetype>
           <v:shape id="_x0000_i1025" type="#_x0000_t75" style="width:76.2pt;height:49.2pt" o:ole="">
-            <v:imagedata r:id="rId10" o:title=""/>
+            <v:imagedata r:id="rId9" o:title=""/>
           </v:shape>
-          <o:OLEObject Type="Embed" ProgID="Word.Document.12" ShapeID="_x0000_i1025" DrawAspect="Icon" ObjectID="_1840395528" r:id="rId11">
+          <o:OLEObject Type="Embed" ProgID="Word.Document.12" ShapeID="_x0000_i1025" DrawAspect="Icon" ObjectID="_1841347106" r:id="rId10">
             <o:FieldCodes>\s</o:FieldCodes>
           </o:OLEObject>
         </w:object>
       </w:r>
       <w:r>
-        <w:rPr>
-          <w:rFonts w:ascii="Calibri" w:hAnsi="Calibri" w:cs="Calibri"/>
-        </w:rPr>
         <w:br/>
+      </w:r>
+      <w:r>
+        <w:br/>
+        <w:t>Test Strategy document</w:t>
+      </w:r>
+    </w:p>
+    <w:p>
+      <w:pPr>
+        <w:rPr>
+          <w:rFonts w:ascii="Calibri" w:hAnsi="Calibri" w:cs="Calibri"/>
+        </w:rPr>
+      </w:pPr>
+      <w:r>
+        <w:rPr>
+          <w:rFonts w:ascii="Calibri" w:hAnsi="Calibri" w:cs="Calibri"/>
+        </w:rPr>
         <w:t>A Test strategy document is generated.</w:t>
       </w:r>
     </w:p>
@@ -1086,6 +1100,7 @@
   <w:style w:type="character" w:default="1" w:styleId="DefaultParagraphFont">
     <w:name w:val="Default Paragraph Font"/>
     <w:uiPriority w:val="1"/>
+    <w:semiHidden/>
     <w:unhideWhenUsed/>
   </w:style>
   <w:style w:type="table" w:default="1" w:styleId="TableNormal">
